--- a/Post-cursada/Plan de Iteraciones PostCursada - Kairos - NexTech.docx
+++ b/Post-cursada/Plan de Iteraciones PostCursada - Kairos - NexTech.docx
@@ -1511,7 +1511,7 @@
     </w:p>
     <w:sdt>
       <w:sdtPr>
-        <w:id w:val="-975164797"/>
+        <w:id w:val="-828529353"/>
         <w:docPartObj>
           <w:docPartGallery w:val="Table of Contents"/>
           <w:docPartUnique w:val="1"/>

--- a/Post-cursada/Plan de Iteraciones PostCursada - Kairos - NexTech.docx
+++ b/Post-cursada/Plan de Iteraciones PostCursada - Kairos - NexTech.docx
@@ -1031,12 +1031,12 @@
             <wp:extent cx="1200150" cy="1200150"/>
             <wp:effectExtent b="0" l="0" r="0" t="0"/>
             <wp:wrapSquare wrapText="bothSides" distB="0" distT="0" distL="114300" distR="114300"/>
-            <wp:docPr descr="psi-negro.png" id="15" name="image3.png"/>
+            <wp:docPr descr="psi-negro.png" id="15" name="image5.png"/>
             <a:graphic>
               <a:graphicData uri="http://schemas.openxmlformats.org/drawingml/2006/picture">
                 <pic:pic>
                   <pic:nvPicPr>
-                    <pic:cNvPr descr="psi-negro.png" id="0" name="image3.png"/>
+                    <pic:cNvPr descr="psi-negro.png" id="0" name="image5.png"/>
                     <pic:cNvPicPr preferRelativeResize="0"/>
                   </pic:nvPicPr>
                   <pic:blipFill>
@@ -1511,7 +1511,7 @@
     </w:p>
     <w:sdt>
       <w:sdtPr>
-        <w:id w:val="-828529353"/>
+        <w:id w:val="-475507258"/>
         <w:docPartObj>
           <w:docPartGallery w:val="Table of Contents"/>
           <w:docPartUnique w:val="1"/>
@@ -12458,12 +12458,12 @@
           <wp:inline distB="114300" distT="114300" distL="114300" distR="114300">
             <wp:extent cx="5399730" cy="3086100"/>
             <wp:effectExtent b="0" l="0" r="0" t="0"/>
-            <wp:docPr id="14" name="image5.png"/>
+            <wp:docPr id="14" name="image3.png"/>
             <a:graphic>
               <a:graphicData uri="http://schemas.openxmlformats.org/drawingml/2006/picture">
                 <pic:pic>
                   <pic:nvPicPr>
-                    <pic:cNvPr id="0" name="image5.png"/>
+                    <pic:cNvPr id="0" name="image3.png"/>
                     <pic:cNvPicPr preferRelativeResize="0"/>
                   </pic:nvPicPr>
                   <pic:blipFill>

--- a/Post-cursada/Plan de Iteraciones PostCursada - Kairos - NexTech.docx
+++ b/Post-cursada/Plan de Iteraciones PostCursada - Kairos - NexTech.docx
@@ -37,50 +37,18 @@
       </w:pPr>
       <w:r>
         <w:rPr>
+          <w:rtl w:val="0"/>
+        </w:rPr>
+      </w:r>
+    </w:p>
+    <w:p>
+      <w:pPr>
+        <w:spacing w:before="0" w:line="240" w:lineRule="auto"/>
+        <w:ind w:left="0"/>
+        <w:rPr>
           <w:rFonts w:ascii="Cambria" w:cs="Cambria" w:eastAsia="Cambria" w:hAnsi="Cambria"/>
           <w:sz w:val="72"/>
           <w:szCs w:val="72"/>
-          <w:rtl w:val="0"/>
-        </w:rPr>
-        <w:t xml:space="preserve"> </w:t>
-      </w:r>
-      <w:r>
-        <w:rPr>
-          <w:rtl w:val="0"/>
-        </w:rPr>
-      </w:r>
-    </w:p>
-    <w:p>
-      <w:pPr>
-        <w:keepNext w:val="0"/>
-        <w:keepLines w:val="0"/>
-        <w:pageBreakBefore w:val="0"/>
-        <w:widowControl w:val="1"/>
-        <w:pBdr>
-          <w:top w:space="0" w:sz="0" w:val="nil"/>
-          <w:left w:space="0" w:sz="0" w:val="nil"/>
-          <w:bottom w:space="0" w:sz="0" w:val="nil"/>
-          <w:right w:space="0" w:sz="0" w:val="nil"/>
-          <w:between w:space="0" w:sz="0" w:val="nil"/>
-        </w:pBdr>
-        <w:shd w:fill="auto" w:val="clear"/>
-        <w:spacing w:after="0" w:before="0" w:line="240" w:lineRule="auto"/>
-        <w:ind w:left="0" w:right="0" w:firstLine="0"/>
-        <w:jc w:val="left"/>
-        <w:rPr>
-          <w:rFonts w:ascii="Cambria" w:cs="Cambria" w:eastAsia="Cambria" w:hAnsi="Cambria"/>
-          <w:b w:val="0"/>
-          <w:bCs w:val="0"/>
-          <w:i w:val="0"/>
-          <w:iCs w:val="0"/>
-          <w:smallCaps w:val="0"/>
-          <w:strike w:val="0"/>
-          <w:color w:val="000000"/>
-          <w:sz w:val="72"/>
-          <w:szCs w:val="72"/>
-          <w:u w:val="none"/>
-          <w:shd w:fill="auto" w:val="clear"/>
-          <w:vertAlign w:val="baseline"/>
         </w:rPr>
       </w:pPr>
       <w:r>
@@ -1031,12 +999,12 @@
             <wp:extent cx="1200150" cy="1200150"/>
             <wp:effectExtent b="0" l="0" r="0" t="0"/>
             <wp:wrapSquare wrapText="bothSides" distB="0" distT="0" distL="114300" distR="114300"/>
-            <wp:docPr descr="psi-negro.png" id="15" name="image5.png"/>
+            <wp:docPr descr="psi-negro.png" id="15" name="image2.png"/>
             <a:graphic>
               <a:graphicData uri="http://schemas.openxmlformats.org/drawingml/2006/picture">
                 <pic:pic>
                   <pic:nvPicPr>
-                    <pic:cNvPr descr="psi-negro.png" id="0" name="image5.png"/>
+                    <pic:cNvPr descr="psi-negro.png" id="0" name="image2.png"/>
                     <pic:cNvPicPr preferRelativeResize="0"/>
                   </pic:nvPicPr>
                   <pic:blipFill>
@@ -1088,12 +1056,12 @@
             <wp:extent cx="1304925" cy="2019300"/>
             <wp:effectExtent b="0" l="0" r="0" t="0"/>
             <wp:wrapSquare wrapText="bothSides" distB="0" distT="0" distL="114300" distR="114300"/>
-            <wp:docPr descr="UNPA.JPG" id="13" name="image1.jpg"/>
+            <wp:docPr descr="UNPA.JPG" id="13" name="image4.jpg"/>
             <a:graphic>
               <a:graphicData uri="http://schemas.openxmlformats.org/drawingml/2006/picture">
                 <pic:pic>
                   <pic:nvPicPr>
-                    <pic:cNvPr descr="UNPA.JPG" id="0" name="image1.jpg"/>
+                    <pic:cNvPr descr="UNPA.JPG" id="0" name="image4.jpg"/>
                     <pic:cNvPicPr preferRelativeResize="0"/>
                   </pic:nvPicPr>
                   <pic:blipFill>
@@ -1511,7 +1479,7 @@
     </w:p>
     <w:sdt>
       <w:sdtPr>
-        <w:id w:val="-475507258"/>
+        <w:id w:val="-1190656817"/>
         <w:docPartObj>
           <w:docPartGallery w:val="Table of Contents"/>
           <w:docPartUnique w:val="1"/>
@@ -13247,12 +13215,12 @@
           <wp:extent cx="669290" cy="669290"/>
           <wp:effectExtent b="0" l="0" r="0" t="0"/>
           <wp:wrapSquare wrapText="bothSides" distB="0" distT="0" distL="114300" distR="114300"/>
-          <wp:docPr descr="psi-negro.png" id="16" name="image4.png"/>
+          <wp:docPr descr="psi-negro.png" id="16" name="image1.png"/>
           <a:graphic>
             <a:graphicData uri="http://schemas.openxmlformats.org/drawingml/2006/picture">
               <pic:pic>
                 <pic:nvPicPr>
-                  <pic:cNvPr descr="psi-negro.png" id="0" name="image4.png"/>
+                  <pic:cNvPr descr="psi-negro.png" id="0" name="image1.png"/>
                   <pic:cNvPicPr preferRelativeResize="0"/>
                 </pic:nvPicPr>
                 <pic:blipFill>
@@ -13292,12 +13260,12 @@
           <wp:extent cx="425450" cy="666750"/>
           <wp:effectExtent b="0" l="0" r="0" t="0"/>
           <wp:wrapSquare wrapText="bothSides" distB="0" distT="0" distL="114300" distR="114300"/>
-          <wp:docPr descr="UNPA.JPG" id="12" name="image2.jpg"/>
+          <wp:docPr descr="UNPA.JPG" id="12" name="image5.jpg"/>
           <a:graphic>
             <a:graphicData uri="http://schemas.openxmlformats.org/drawingml/2006/picture">
               <pic:pic>
                 <pic:nvPicPr>
-                  <pic:cNvPr descr="UNPA.JPG" id="0" name="image2.jpg"/>
+                  <pic:cNvPr descr="UNPA.JPG" id="0" name="image5.jpg"/>
                   <pic:cNvPicPr preferRelativeResize="0"/>
                 </pic:nvPicPr>
                 <pic:blipFill>
